--- a/视觉设计师-3年-曾瑞蓝简历.docx
+++ b/视觉设计师-3年-曾瑞蓝简历.docx
@@ -281,7 +281,7 @@
           </w:tcPr>
           <w:p>
             <w:pPr>
-              <w:spacing w:before="0" w:after="0" w:line="377" w:lineRule="exact"/>
+              <w:spacing w:before="0" w:after="0" w:line="240" w:lineRule="auto"/>
               <w:textAlignment w:val="center"/>
               <w:rPr>
                 <w:rFonts w:hint="default" w:ascii="微软雅黑" w:hAnsi="微软雅黑" w:eastAsia="微软雅黑" w:cs="微软雅黑"/>
@@ -298,16 +298,7 @@
                 <w:sz w:val="20"/>
                 <w:lang w:val="en-US" w:eastAsia="zh-CN"/>
               </w:rPr>
-              <w:t>邮箱</w:t>
-            </w:r>
-            <w:r>
-              <w:rPr>
-                <w:rFonts w:ascii="微软雅黑" w:hAnsi="微软雅黑" w:eastAsia="微软雅黑" w:cs="微软雅黑"/>
-                <w:b/>
-                <w:color w:val="555555"/>
-                <w:sz w:val="20"/>
-              </w:rPr>
-              <w:t>：</w:t>
+              <w:t>邮箱：</w:t>
             </w:r>
             <w:r>
               <w:rPr>
@@ -378,10 +369,23 @@
             </w:pPr>
             <w:r>
               <w:rPr>
-                <w:rFonts w:hint="eastAsia"/>
+                <w:rFonts w:hint="eastAsia" w:ascii="微软雅黑" w:hAnsi="微软雅黑" w:eastAsia="微软雅黑" w:cs="微软雅黑"/>
+                <w:b/>
+                <w:bCs w:val="0"/>
+                <w:color w:val="555555"/>
+                <w:sz w:val="20"/>
                 <w:lang w:val="en-US" w:eastAsia="zh-CN"/>
               </w:rPr>
-              <w:t>作品集：https://renia1025.github.io/portfolio/#intro</w:t>
+              <w:t>作品集：</w:t>
+            </w:r>
+            <w:r>
+              <w:rPr>
+                <w:rFonts w:hint="eastAsia"/>
+                <w:b/>
+                <w:bCs w:val="0"/>
+                <w:lang w:val="en-US" w:eastAsia="zh-CN"/>
+              </w:rPr>
+              <w:t>https://renia1025.github.io/portfolio/</w:t>
             </w:r>
           </w:p>
         </w:tc>
@@ -1881,7 +1885,17 @@
           <w:sz w:val="20"/>
           <w:szCs w:val="20"/>
         </w:rPr>
-        <w:t xml:space="preserve">，根据产品特点及活动主题进行画面创意与排版设计。 </w:t>
+        <w:t>，根据产品特点及</w:t>
+      </w:r>
+      <w:bookmarkStart w:id="0" w:name="_GoBack"/>
+      <w:bookmarkEnd w:id="0"/>
+      <w:r>
+        <w:rPr>
+          <w:rFonts w:hint="eastAsia" w:ascii="微软雅黑" w:hAnsi="微软雅黑" w:eastAsia="微软雅黑" w:cs="微软雅黑"/>
+          <w:sz w:val="20"/>
+          <w:szCs w:val="20"/>
+        </w:rPr>
+        <w:t xml:space="preserve">活动主题进行画面创意与排版设计。 </w:t>
       </w:r>
     </w:p>
     <w:p>
@@ -1981,8 +1995,6 @@
         </w:rPr>
         <w:t xml:space="preserve">配合运营团队完成日常活动及营销节点的设计需求，根据反馈进行方案修改与调整。 </w:t>
       </w:r>
-      <w:bookmarkStart w:id="0" w:name="_GoBack"/>
-      <w:bookmarkEnd w:id="0"/>
     </w:p>
     <w:p>
       <w:pPr>
